--- a/report/smart_energy_grid_report.docx
+++ b/report/smart_energy_grid_report.docx
@@ -7158,8 +7158,6 @@
           <w:color w:val="auto"/>
         </w:rPr>
       </w:pPr>
-      <w:bookmarkStart w:id="0" w:name="_GoBack"/>
-      <w:bookmarkEnd w:id="0"/>
       <w:r>
         <w:rPr>
           <w:rFonts w:hint="default" w:ascii="Times New Roman Regular" w:hAnsi="Times New Roman Regular" w:eastAsia="Arial" w:cs="Times New Roman Regular"/>
@@ -7586,19 +7584,131 @@
       <w:pPr>
         <w:spacing w:after="100"/>
         <w:rPr>
-          <w:rFonts w:hint="default" w:ascii="Times New Roman Regular" w:hAnsi="Times New Roman Regular" w:cs="Times New Roman Regular"/>
-          <w:color w:val="auto"/>
-        </w:rPr>
-      </w:pPr>
-      <w:r>
-        <w:rPr>
           <w:rFonts w:hint="default" w:ascii="Times New Roman Regular" w:hAnsi="Times New Roman Regular" w:eastAsia="Arial" w:cs="Times New Roman Regular"/>
           <w:color w:val="auto"/>
           <w:sz w:val="22"/>
           <w:szCs w:val="22"/>
         </w:rPr>
+      </w:pPr>
+      <w:r>
+        <w:rPr>
+          <w:rFonts w:hint="default" w:ascii="Times New Roman Regular" w:hAnsi="Times New Roman Regular" w:eastAsia="Arial" w:cs="Times New Roman Regular"/>
+          <w:color w:val="auto"/>
+          <w:sz w:val="22"/>
+          <w:szCs w:val="22"/>
+        </w:rPr>
         <w:t>This project demonstrated the practical advantages of TimescaleDB for IoT time-series workloads. A 1-day chunk interval consistently outperformed 3-hour and 1-week alternatives. Compression reduced storage by ~50% while improving query performance by up to 80%. Continuous aggregations delivered a 10x speedup for dashboard queries. These results confirm that proper TimescaleDB configuration yields substantial performance gains over standard PostgreSQL for large-scale smart meter datasets.</w:t>
       </w:r>
+    </w:p>
+    <w:p>
+      <w:pPr>
+        <w:spacing w:after="100"/>
+        <w:rPr>
+          <w:rFonts w:hint="default" w:ascii="Times New Roman Regular" w:hAnsi="Times New Roman Regular" w:eastAsia="Arial" w:cs="Times New Roman Regular"/>
+          <w:color w:val="auto"/>
+          <w:sz w:val="22"/>
+          <w:szCs w:val="22"/>
+        </w:rPr>
+      </w:pPr>
+    </w:p>
+    <w:p>
+      <w:pPr>
+        <w:spacing w:after="100"/>
+        <w:rPr>
+          <w:rFonts w:hint="default" w:ascii="Times New Roman Regular" w:hAnsi="Times New Roman Regular" w:eastAsia="Arial" w:cs="Times New Roman Regular"/>
+          <w:b/>
+          <w:bCs/>
+          <w:color w:val="auto"/>
+          <w:sz w:val="22"/>
+          <w:szCs w:val="22"/>
+          <w:lang w:val="en-US"/>
+        </w:rPr>
+      </w:pPr>
+      <w:r>
+        <w:rPr>
+          <w:rFonts w:hint="default" w:ascii="Times New Roman Regular" w:hAnsi="Times New Roman Regular" w:cs="Times New Roman Regular"/>
+          <w:b/>
+          <w:bCs/>
+          <w:color w:val="auto"/>
+          <w:sz w:val="22"/>
+          <w:szCs w:val="22"/>
+          <w:lang w:val="en-US"/>
+        </w:rPr>
+        <w:t xml:space="preserve">Github Repository: </w:t>
+      </w:r>
+      <w:r>
+        <w:rPr>
+          <w:rFonts w:hint="default" w:ascii="Times New Roman Regular" w:hAnsi="Times New Roman Regular"/>
+          <w:b/>
+          <w:bCs/>
+          <w:color w:val="auto"/>
+          <w:sz w:val="22"/>
+          <w:szCs w:val="22"/>
+          <w:lang w:val="en-US"/>
+        </w:rPr>
+        <w:fldChar w:fldCharType="begin"/>
+      </w:r>
+      <w:r>
+        <w:rPr>
+          <w:rFonts w:hint="default" w:ascii="Times New Roman Regular" w:hAnsi="Times New Roman Regular"/>
+          <w:b/>
+          <w:bCs/>
+          <w:color w:val="auto"/>
+          <w:sz w:val="22"/>
+          <w:szCs w:val="22"/>
+          <w:lang w:val="en-US"/>
+        </w:rPr>
+        <w:instrText xml:space="preserve"> HYPERLINK "https://github.com/kzngoga/smart-energy-grid-BDA" </w:instrText>
+      </w:r>
+      <w:r>
+        <w:rPr>
+          <w:rFonts w:hint="default" w:ascii="Times New Roman Regular" w:hAnsi="Times New Roman Regular"/>
+          <w:b/>
+          <w:bCs/>
+          <w:color w:val="auto"/>
+          <w:sz w:val="22"/>
+          <w:szCs w:val="22"/>
+          <w:lang w:val="en-US"/>
+        </w:rPr>
+        <w:fldChar w:fldCharType="separate"/>
+      </w:r>
+      <w:r>
+        <w:rPr>
+          <w:rStyle w:val="15"/>
+          <w:rFonts w:hint="default" w:ascii="Times New Roman Regular" w:hAnsi="Times New Roman Regular"/>
+          <w:b/>
+          <w:bCs/>
+          <w:sz w:val="22"/>
+          <w:szCs w:val="22"/>
+          <w:lang w:val="en-US"/>
+        </w:rPr>
+        <w:t>https://github.com/kzngoga/smart-energy-grid-BDA</w:t>
+      </w:r>
+      <w:r>
+        <w:rPr>
+          <w:rFonts w:hint="default" w:ascii="Times New Roman Regular" w:hAnsi="Times New Roman Regular"/>
+          <w:b/>
+          <w:bCs/>
+          <w:color w:val="auto"/>
+          <w:sz w:val="22"/>
+          <w:szCs w:val="22"/>
+          <w:lang w:val="en-US"/>
+        </w:rPr>
+        <w:fldChar w:fldCharType="end"/>
+      </w:r>
+    </w:p>
+    <w:p>
+      <w:pPr>
+        <w:spacing w:after="100"/>
+        <w:rPr>
+          <w:rFonts w:hint="default" w:ascii="Times New Roman Regular" w:hAnsi="Times New Roman Regular" w:eastAsia="Arial" w:cs="Times New Roman Regular"/>
+          <w:color w:val="auto"/>
+          <w:sz w:val="22"/>
+          <w:szCs w:val="22"/>
+        </w:rPr>
+      </w:pPr>
+      <w:bookmarkStart w:id="0" w:name="_GoBack"/>
+      <w:bookmarkEnd w:id="0"/>
     </w:p>
     <w:p>
       <w:pPr>

--- a/report/smart_energy_grid_report.docx
+++ b/report/smart_energy_grid_report.docx
@@ -3609,7 +3609,45 @@
                 <w:sz w:val="20"/>
                 <w:szCs w:val="20"/>
               </w:rPr>
-              <w:t>1,810.048 ms</w:t>
+              <w:t>1</w:t>
+            </w:r>
+            <w:r>
+              <w:rPr>
+                <w:rFonts w:hint="default" w:ascii="Times New Roman Regular" w:hAnsi="Times New Roman Regular" w:cs="Times New Roman Regular"/>
+                <w:color w:val="auto"/>
+                <w:sz w:val="20"/>
+                <w:szCs w:val="20"/>
+                <w:lang w:val="en-US"/>
+              </w:rPr>
+              <w:t>34</w:t>
+            </w:r>
+            <w:r>
+              <w:rPr>
+                <w:rFonts w:hint="default" w:ascii="Times New Roman Regular" w:hAnsi="Times New Roman Regular" w:eastAsia="Arial" w:cs="Times New Roman Regular"/>
+                <w:color w:val="auto"/>
+                <w:sz w:val="20"/>
+                <w:szCs w:val="20"/>
+              </w:rPr>
+              <w:t>.</w:t>
+            </w:r>
+            <w:r>
+              <w:rPr>
+                <w:rFonts w:hint="default" w:ascii="Times New Roman Regular" w:hAnsi="Times New Roman Regular" w:cs="Times New Roman Regular"/>
+                <w:color w:val="auto"/>
+                <w:sz w:val="20"/>
+                <w:szCs w:val="20"/>
+                <w:lang w:val="en-US"/>
+              </w:rPr>
+              <w:t>464</w:t>
+            </w:r>
+            <w:r>
+              <w:rPr>
+                <w:rFonts w:hint="default" w:ascii="Times New Roman Regular" w:hAnsi="Times New Roman Regular" w:eastAsia="Arial" w:cs="Times New Roman Regular"/>
+                <w:color w:val="auto"/>
+                <w:sz w:val="20"/>
+                <w:szCs w:val="20"/>
+              </w:rPr>
+              <w:t xml:space="preserve"> ms</w:t>
             </w:r>
           </w:p>
         </w:tc>
@@ -3679,7 +3717,7 @@
                 <w:sz w:val="20"/>
                 <w:szCs w:val="20"/>
               </w:rPr>
-              <w:t>16,891.154 ms</w:t>
+              <w:t>16891.154 ms</w:t>
             </w:r>
           </w:p>
         </w:tc>
@@ -3753,12 +3791,22 @@
             </w:pPr>
             <w:r>
               <w:rPr>
-                <w:rFonts w:hint="default" w:ascii="Times New Roman Regular" w:hAnsi="Times New Roman Regular" w:eastAsia="Arial" w:cs="Times New Roman Regular"/>
-                <w:color w:val="auto"/>
-                <w:sz w:val="20"/>
-                <w:szCs w:val="20"/>
-              </w:rPr>
-              <w:t>5,314.832 ms</w:t>
+                <w:rFonts w:hint="default" w:ascii="Times New Roman Regular" w:hAnsi="Times New Roman Regular" w:cs="Times New Roman Regular"/>
+                <w:color w:val="auto"/>
+                <w:sz w:val="20"/>
+                <w:szCs w:val="20"/>
+                <w:lang w:val="en-US"/>
+              </w:rPr>
+              <w:t>1013.365</w:t>
+            </w:r>
+            <w:r>
+              <w:rPr>
+                <w:rFonts w:hint="default" w:ascii="Times New Roman Regular" w:hAnsi="Times New Roman Regular" w:eastAsia="Arial" w:cs="Times New Roman Regular"/>
+                <w:color w:val="auto"/>
+                <w:sz w:val="20"/>
+                <w:szCs w:val="20"/>
+              </w:rPr>
+              <w:t xml:space="preserve"> ms</w:t>
             </w:r>
           </w:p>
         </w:tc>
@@ -4256,7 +4304,7 @@
                 <w:szCs w:val="20"/>
                 <w:lang w:val="en-US"/>
               </w:rPr>
-              <w:t>407</w:t>
+              <w:t>395</w:t>
             </w:r>
             <w:r>
               <w:rPr>
@@ -4294,22 +4342,13 @@
             </w:pPr>
             <w:r>
               <w:rPr>
-                <w:rFonts w:hint="default" w:ascii="Times New Roman Regular" w:hAnsi="Times New Roman Regular" w:eastAsia="Arial" w:cs="Times New Roman Regular"/>
-                <w:color w:val="auto"/>
-                <w:sz w:val="20"/>
-                <w:szCs w:val="20"/>
-              </w:rPr>
-              <w:t>3</w:t>
-            </w:r>
-            <w:r>
-              <w:rPr>
                 <w:rFonts w:hint="default" w:ascii="Times New Roman Regular" w:hAnsi="Times New Roman Regular" w:cs="Times New Roman Regular"/>
                 <w:color w:val="auto"/>
                 <w:sz w:val="20"/>
                 <w:szCs w:val="20"/>
                 <w:lang w:val="en-US"/>
               </w:rPr>
-              <w:t>73</w:t>
+              <w:t>285</w:t>
             </w:r>
             <w:r>
               <w:rPr>
@@ -4609,18 +4648,12 @@
       </w:pPr>
     </w:p>
     <w:p>
-      <w:pPr>
-        <w:rPr>
-          <w:rFonts w:hint="default" w:ascii="Times New Roman Regular" w:hAnsi="Times New Roman Regular" w:cs="Times New Roman Regular"/>
-          <w:color w:val="auto"/>
-        </w:rPr>
-      </w:pPr>
       <w:r>
         <w:drawing>
           <wp:inline distT="0" distB="0" distL="114300" distR="114300">
-            <wp:extent cx="4351020" cy="1489075"/>
-            <wp:effectExtent l="0" t="0" r="17780" b="9525"/>
-            <wp:docPr id="22" name="Picture 23"/>
+            <wp:extent cx="4382770" cy="1141730"/>
+            <wp:effectExtent l="0" t="0" r="11430" b="1270"/>
+            <wp:docPr id="11" name="Picture 2"/>
             <wp:cNvGraphicFramePr>
               <a:graphicFrameLocks xmlns:a="http://schemas.openxmlformats.org/drawingml/2006/main" noChangeAspect="1"/>
             </wp:cNvGraphicFramePr>
@@ -4628,7 +4661,7 @@
               <a:graphicData uri="http://schemas.openxmlformats.org/drawingml/2006/picture">
                 <pic:pic xmlns:pic="http://schemas.openxmlformats.org/drawingml/2006/picture">
                   <pic:nvPicPr>
-                    <pic:cNvPr id="22" name="Picture 23"/>
+                    <pic:cNvPr id="11" name="Picture 2"/>
                     <pic:cNvPicPr>
                       <a:picLocks noChangeAspect="1"/>
                     </pic:cNvPicPr>
@@ -4642,7 +4675,7 @@
                   <pic:spPr>
                     <a:xfrm>
                       <a:off x="0" y="0"/>
-                      <a:ext cx="4351020" cy="1489075"/>
+                      <a:ext cx="4382770" cy="1141730"/>
                     </a:xfrm>
                     <a:prstGeom prst="rect">
                       <a:avLst/>
@@ -4659,15 +4692,63 @@
         </w:drawing>
       </w:r>
     </w:p>
+    <w:p/>
+    <w:p>
+      <w:r>
+        <w:drawing>
+          <wp:inline distT="0" distB="0" distL="114300" distR="114300">
+            <wp:extent cx="4361815" cy="1451610"/>
+            <wp:effectExtent l="0" t="0" r="6985" b="21590"/>
+            <wp:docPr id="13" name="Picture 3"/>
+            <wp:cNvGraphicFramePr>
+              <a:graphicFrameLocks xmlns:a="http://schemas.openxmlformats.org/drawingml/2006/main" noChangeAspect="1"/>
+            </wp:cNvGraphicFramePr>
+            <a:graphic xmlns:a="http://schemas.openxmlformats.org/drawingml/2006/main">
+              <a:graphicData uri="http://schemas.openxmlformats.org/drawingml/2006/picture">
+                <pic:pic xmlns:pic="http://schemas.openxmlformats.org/drawingml/2006/picture">
+                  <pic:nvPicPr>
+                    <pic:cNvPr id="13" name="Picture 3"/>
+                    <pic:cNvPicPr>
+                      <a:picLocks noChangeAspect="1"/>
+                    </pic:cNvPicPr>
+                  </pic:nvPicPr>
+                  <pic:blipFill>
+                    <a:blip r:embed="rId22"/>
+                    <a:stretch>
+                      <a:fillRect/>
+                    </a:stretch>
+                  </pic:blipFill>
+                  <pic:spPr>
+                    <a:xfrm>
+                      <a:off x="0" y="0"/>
+                      <a:ext cx="4361815" cy="1451610"/>
+                    </a:xfrm>
+                    <a:prstGeom prst="rect">
+                      <a:avLst/>
+                    </a:prstGeom>
+                    <a:noFill/>
+                    <a:ln>
+                      <a:noFill/>
+                    </a:ln>
+                  </pic:spPr>
+                </pic:pic>
+              </a:graphicData>
+            </a:graphic>
+          </wp:inline>
+        </w:drawing>
+      </w:r>
+    </w:p>
+    <w:p>
+      <w:pPr>
+        <w:rPr>
+          <w:rFonts w:hint="default" w:ascii="Times New Roman Regular" w:hAnsi="Times New Roman Regular" w:cs="Times New Roman Regular"/>
+          <w:color w:val="auto"/>
+        </w:rPr>
+      </w:pPr>
+    </w:p>
     <w:p>
       <w:pPr>
         <w:pStyle w:val="3"/>
-        <w:rPr>
-          <w:rFonts w:hint="default" w:ascii="Times New Roman Regular" w:hAnsi="Times New Roman Regular" w:cs="Times New Roman Regular"/>
-          <w:color w:val="auto"/>
-        </w:rPr>
-      </w:pPr>
-      <w:r>
         <w:rPr>
           <w:rFonts w:hint="default" w:ascii="Times New Roman Regular" w:hAnsi="Times New Roman Regular" w:eastAsia="Arial" w:cs="Times New Roman Regular"/>
           <w:b/>
@@ -4676,13 +4757,23 @@
           <w:sz w:val="26"/>
           <w:szCs w:val="26"/>
         </w:rPr>
+      </w:pPr>
+      <w:r>
+        <w:rPr>
+          <w:rFonts w:hint="default" w:ascii="Times New Roman Regular" w:hAnsi="Times New Roman Regular" w:eastAsia="Arial" w:cs="Times New Roman Regular"/>
+          <w:b/>
+          <w:bCs/>
+          <w:color w:val="auto"/>
+          <w:sz w:val="26"/>
+          <w:szCs w:val="26"/>
+        </w:rPr>
         <w:t>5.2 Query Performance — Before vs After</w:t>
       </w:r>
     </w:p>
     <w:tbl>
       <w:tblPr>
         <w:tblStyle w:val="9"/>
-        <w:tblW w:w="8800" w:type="dxa"/>
+        <w:tblW w:w="8500" w:type="dxa"/>
         <w:tblInd w:w="0" w:type="dxa"/>
         <w:tblBorders>
           <w:top w:val="single" w:color="auto" w:sz="4" w:space="0"/>
@@ -4701,7 +4792,7 @@
         </w:tblCellMar>
       </w:tblPr>
       <w:tblGrid>
-        <w:gridCol w:w="2800"/>
+        <w:gridCol w:w="2500"/>
         <w:gridCol w:w="2000"/>
         <w:gridCol w:w="2000"/>
         <w:gridCol w:w="2000"/>
@@ -4709,7 +4800,7 @@
       <w:tr>
         <w:tc>
           <w:tcPr>
-            <w:tcW w:w="2800" w:type="dxa"/>
+            <w:tcW w:w="2500" w:type="dxa"/>
             <w:tcBorders>
               <w:top w:val="single" w:color="CCCCCC" w:sz="0" w:space="0"/>
               <w:left w:val="single" w:color="CCCCCC" w:sz="0" w:space="0"/>
@@ -4777,7 +4868,7 @@
                 <w:sz w:val="20"/>
                 <w:szCs w:val="20"/>
               </w:rPr>
-              <w:t>Before</w:t>
+              <w:t>3h chunks</w:t>
             </w:r>
           </w:p>
         </w:tc>
@@ -4814,7 +4905,7 @@
                 <w:sz w:val="20"/>
                 <w:szCs w:val="20"/>
               </w:rPr>
-              <w:t>After</w:t>
+              <w:t>1-day chunks</w:t>
             </w:r>
           </w:p>
         </w:tc>
@@ -4851,7 +4942,7 @@
                 <w:sz w:val="20"/>
                 <w:szCs w:val="20"/>
               </w:rPr>
-              <w:t>Improvement</w:t>
+              <w:t>1-week chunks</w:t>
             </w:r>
           </w:p>
         </w:tc>
@@ -4859,35 +4950,35 @@
       <w:tr>
         <w:tc>
           <w:tcPr>
-            <w:tcW w:w="2800" w:type="dxa"/>
-            <w:tcBorders>
-              <w:top w:val="single" w:color="CCCCCC" w:sz="0" w:space="0"/>
-              <w:left w:val="single" w:color="CCCCCC" w:sz="0" w:space="0"/>
-              <w:bottom w:val="single" w:color="CCCCCC" w:sz="0" w:space="0"/>
-              <w:right w:val="single" w:color="CCCCCC" w:sz="0" w:space="0"/>
-            </w:tcBorders>
-            <w:tcMar>
-              <w:top w:w="80" w:type="dxa"/>
-              <w:left w:w="120" w:type="dxa"/>
-              <w:bottom w:w="80" w:type="dxa"/>
-              <w:right w:w="120" w:type="dxa"/>
-            </w:tcMar>
-          </w:tcPr>
-          <w:p>
-            <w:pPr>
-              <w:rPr>
-                <w:rFonts w:hint="default" w:ascii="Times New Roman Regular" w:hAnsi="Times New Roman Regular" w:cs="Times New Roman Regular"/>
-                <w:color w:val="auto"/>
-              </w:rPr>
-            </w:pPr>
-            <w:r>
-              <w:rPr>
-                <w:rFonts w:hint="default" w:ascii="Times New Roman Regular" w:hAnsi="Times New Roman Regular" w:eastAsia="Arial" w:cs="Times New Roman Regular"/>
-                <w:color w:val="auto"/>
-                <w:sz w:val="20"/>
-                <w:szCs w:val="20"/>
-              </w:rPr>
-              <w:t>Q2 — Peak last 7 days</w:t>
+            <w:tcW w:w="2500" w:type="dxa"/>
+            <w:tcBorders>
+              <w:top w:val="single" w:color="CCCCCC" w:sz="0" w:space="0"/>
+              <w:left w:val="single" w:color="CCCCCC" w:sz="0" w:space="0"/>
+              <w:bottom w:val="single" w:color="CCCCCC" w:sz="0" w:space="0"/>
+              <w:right w:val="single" w:color="CCCCCC" w:sz="0" w:space="0"/>
+            </w:tcBorders>
+            <w:tcMar>
+              <w:top w:w="80" w:type="dxa"/>
+              <w:left w:w="120" w:type="dxa"/>
+              <w:bottom w:w="80" w:type="dxa"/>
+              <w:right w:w="120" w:type="dxa"/>
+            </w:tcMar>
+          </w:tcPr>
+          <w:p>
+            <w:pPr>
+              <w:rPr>
+                <w:rFonts w:hint="default" w:ascii="Times New Roman Regular" w:hAnsi="Times New Roman Regular" w:cs="Times New Roman Regular"/>
+                <w:color w:val="auto"/>
+              </w:rPr>
+            </w:pPr>
+            <w:r>
+              <w:rPr>
+                <w:rFonts w:hint="default" w:ascii="Times New Roman Regular" w:hAnsi="Times New Roman Regular" w:eastAsia="Arial" w:cs="Times New Roman Regular"/>
+                <w:color w:val="auto"/>
+                <w:sz w:val="20"/>
+                <w:szCs w:val="20"/>
+              </w:rPr>
+              <w:t>Q1 — Hourly avg today</w:t>
             </w:r>
           </w:p>
         </w:tc>
@@ -4910,18 +5001,100 @@
           <w:p>
             <w:pPr>
               <w:rPr>
-                <w:rFonts w:hint="default" w:ascii="Times New Roman Regular" w:hAnsi="Times New Roman Regular" w:cs="Times New Roman Regular"/>
-                <w:color w:val="auto"/>
-              </w:rPr>
-            </w:pPr>
-            <w:r>
-              <w:rPr>
-                <w:rFonts w:hint="default" w:ascii="Times New Roman Regular" w:hAnsi="Times New Roman Regular" w:eastAsia="Arial" w:cs="Times New Roman Regular"/>
-                <w:color w:val="auto"/>
-                <w:sz w:val="20"/>
-                <w:szCs w:val="20"/>
-              </w:rPr>
-              <w:t>1,945.109 ms</w:t>
+                <w:rFonts w:hint="default" w:ascii="Times New Roman Regular" w:hAnsi="Times New Roman Regular" w:eastAsia="Arial" w:cs="Times New Roman Regular"/>
+                <w:color w:val="auto"/>
+                <w:sz w:val="20"/>
+                <w:szCs w:val="20"/>
+              </w:rPr>
+            </w:pPr>
+            <w:r>
+              <w:rPr>
+                <w:rFonts w:hint="default" w:ascii="Times New Roman Regular" w:hAnsi="Times New Roman Regular" w:cs="Times New Roman Regular"/>
+                <w:color w:val="auto"/>
+                <w:sz w:val="20"/>
+                <w:szCs w:val="20"/>
+                <w:lang w:val="en-US"/>
+              </w:rPr>
+              <w:t xml:space="preserve">- </w:t>
+            </w:r>
+            <w:r>
+              <w:rPr>
+                <w:rFonts w:hint="default" w:ascii="Times New Roman Regular" w:hAnsi="Times New Roman Regular" w:cs="Times New Roman Regular"/>
+                <w:b/>
+                <w:bCs/>
+                <w:color w:val="auto"/>
+                <w:sz w:val="20"/>
+                <w:szCs w:val="20"/>
+                <w:lang w:val="en-US"/>
+              </w:rPr>
+              <w:t>Before:</w:t>
+            </w:r>
+            <w:r>
+              <w:rPr>
+                <w:rFonts w:hint="default" w:ascii="Times New Roman Regular" w:hAnsi="Times New Roman Regular" w:cs="Times New Roman Regular"/>
+                <w:color w:val="auto"/>
+                <w:sz w:val="20"/>
+                <w:szCs w:val="20"/>
+                <w:lang w:val="en-US"/>
+              </w:rPr>
+              <w:t xml:space="preserve"> </w:t>
+            </w:r>
+            <w:r>
+              <w:rPr>
+                <w:rFonts w:hint="default" w:ascii="Times New Roman Regular" w:hAnsi="Times New Roman Regular" w:eastAsia="Arial" w:cs="Times New Roman Regular"/>
+                <w:color w:val="auto"/>
+                <w:sz w:val="20"/>
+                <w:szCs w:val="20"/>
+              </w:rPr>
+              <w:t>292.465 ms</w:t>
+            </w:r>
+          </w:p>
+          <w:p>
+            <w:pPr>
+              <w:keepNext w:val="0"/>
+              <w:keepLines w:val="0"/>
+              <w:widowControl/>
+              <w:suppressLineNumbers w:val="0"/>
+              <w:jc w:val="left"/>
+              <w:rPr>
+                <w:rFonts w:hint="default" w:ascii="Times New Roman Regular" w:hAnsi="Times New Roman Regular" w:eastAsia="Arial" w:cs="Times New Roman Regular"/>
+                <w:color w:val="auto"/>
+                <w:sz w:val="20"/>
+                <w:szCs w:val="20"/>
+                <w:lang w:val="en-US"/>
+              </w:rPr>
+            </w:pPr>
+            <w:r>
+              <w:rPr>
+                <w:rFonts w:hint="default" w:ascii="Times New Roman Regular" w:hAnsi="Times New Roman Regular" w:cs="Times New Roman Regular"/>
+                <w:color w:val="auto"/>
+                <w:sz w:val="20"/>
+                <w:szCs w:val="20"/>
+                <w:lang w:val="en-US"/>
+              </w:rPr>
+              <w:t xml:space="preserve">- </w:t>
+            </w:r>
+            <w:r>
+              <w:rPr>
+                <w:rFonts w:hint="default" w:ascii="Times New Roman Regular" w:hAnsi="Times New Roman Regular" w:cs="Times New Roman Regular"/>
+                <w:b/>
+                <w:bCs/>
+                <w:color w:val="auto"/>
+                <w:sz w:val="20"/>
+                <w:szCs w:val="20"/>
+                <w:lang w:val="en-US"/>
+              </w:rPr>
+              <w:t xml:space="preserve">After: </w:t>
+            </w:r>
+            <w:r>
+              <w:rPr>
+                <w:rFonts w:hint="default" w:ascii="Times New Roman Regular" w:hAnsi="Times New Roman Regular" w:eastAsia="SimSun" w:cs="Times New Roman Regular"/>
+                <w:kern w:val="0"/>
+                <w:sz w:val="20"/>
+                <w:szCs w:val="20"/>
+                <w:lang w:val="en-US" w:eastAsia="zh-CN" w:bidi="ar"/>
+              </w:rPr>
+              <w:t>146.233 ms</w:t>
             </w:r>
           </w:p>
         </w:tc>
@@ -4940,23 +5113,115 @@
               <w:bottom w:w="80" w:type="dxa"/>
               <w:right w:w="120" w:type="dxa"/>
             </w:tcMar>
-          </w:tcPr>
-          <w:p>
-            <w:pPr>
-              <w:rPr>
-                <w:rFonts w:hint="default" w:ascii="Times New Roman Regular" w:hAnsi="Times New Roman Regular" w:cs="Times New Roman Regular"/>
-                <w:color w:val="auto"/>
-              </w:rPr>
-            </w:pPr>
-            <w:r>
-              <w:rPr>
-                <w:rFonts w:hint="default" w:ascii="Times New Roman Regular" w:hAnsi="Times New Roman Regular" w:eastAsia="Arial" w:cs="Times New Roman Regular"/>
-                <w:color w:val="auto"/>
-                <w:sz w:val="20"/>
-                <w:szCs w:val="20"/>
-              </w:rPr>
-              <w:t>377.494 ms</w:t>
-            </w:r>
+            <w:vAlign w:val="top"/>
+          </w:tcPr>
+          <w:p>
+            <w:pPr>
+              <w:rPr>
+                <w:rFonts w:hint="default" w:ascii="Times New Roman Regular" w:hAnsi="Times New Roman Regular" w:eastAsia="Arial" w:cs="Times New Roman Regular"/>
+                <w:color w:val="auto"/>
+                <w:sz w:val="20"/>
+                <w:szCs w:val="20"/>
+              </w:rPr>
+            </w:pPr>
+            <w:r>
+              <w:rPr>
+                <w:rFonts w:hint="default" w:ascii="Times New Roman Regular" w:hAnsi="Times New Roman Regular" w:cs="Times New Roman Regular"/>
+                <w:color w:val="auto"/>
+                <w:sz w:val="20"/>
+                <w:szCs w:val="20"/>
+                <w:lang w:val="en-US"/>
+              </w:rPr>
+              <w:t xml:space="preserve">- </w:t>
+            </w:r>
+            <w:r>
+              <w:rPr>
+                <w:rFonts w:hint="default" w:ascii="Times New Roman Regular" w:hAnsi="Times New Roman Regular" w:cs="Times New Roman Regular"/>
+                <w:b/>
+                <w:bCs/>
+                <w:color w:val="auto"/>
+                <w:sz w:val="20"/>
+                <w:szCs w:val="20"/>
+                <w:lang w:val="en-US"/>
+              </w:rPr>
+              <w:t xml:space="preserve">Before: </w:t>
+            </w:r>
+            <w:r>
+              <w:rPr>
+                <w:rFonts w:hint="default" w:ascii="Times New Roman Regular" w:hAnsi="Times New Roman Regular" w:cs="Times New Roman Regular"/>
+                <w:color w:val="auto"/>
+                <w:sz w:val="20"/>
+                <w:szCs w:val="20"/>
+                <w:lang w:val="en-US"/>
+              </w:rPr>
+              <w:t>19.826</w:t>
+            </w:r>
+            <w:r>
+              <w:rPr>
+                <w:rFonts w:hint="default" w:ascii="Times New Roman Regular" w:hAnsi="Times New Roman Regular" w:eastAsia="Arial" w:cs="Times New Roman Regular"/>
+                <w:color w:val="auto"/>
+                <w:sz w:val="20"/>
+                <w:szCs w:val="20"/>
+              </w:rPr>
+              <w:t xml:space="preserve"> ms</w:t>
+            </w:r>
+          </w:p>
+          <w:p>
+            <w:pPr>
+              <w:keepNext w:val="0"/>
+              <w:keepLines w:val="0"/>
+              <w:widowControl/>
+              <w:suppressLineNumbers w:val="0"/>
+              <w:jc w:val="left"/>
+              <w:rPr>
+                <w:rFonts w:hint="default" w:ascii="Times New Roman Regular" w:hAnsi="Times New Roman Regular" w:cs="Times New Roman Regular"/>
+                <w:sz w:val="20"/>
+                <w:szCs w:val="20"/>
+              </w:rPr>
+            </w:pPr>
+            <w:r>
+              <w:rPr>
+                <w:rFonts w:hint="default" w:ascii="Times New Roman Regular" w:hAnsi="Times New Roman Regular" w:cs="Times New Roman Regular"/>
+                <w:color w:val="auto"/>
+                <w:sz w:val="20"/>
+                <w:szCs w:val="20"/>
+                <w:lang w:val="en-US"/>
+              </w:rPr>
+              <w:t xml:space="preserve">- </w:t>
+            </w:r>
+            <w:r>
+              <w:rPr>
+                <w:rFonts w:hint="default" w:ascii="Times New Roman Regular" w:hAnsi="Times New Roman Regular" w:cs="Times New Roman Regular"/>
+                <w:b/>
+                <w:bCs/>
+                <w:color w:val="auto"/>
+                <w:sz w:val="20"/>
+                <w:szCs w:val="20"/>
+                <w:lang w:val="en-US"/>
+              </w:rPr>
+              <w:t xml:space="preserve">After: </w:t>
+            </w:r>
+            <w:r>
+              <w:rPr>
+                <w:rFonts w:hint="default" w:ascii="Times New Roman Regular" w:hAnsi="Times New Roman Regular" w:eastAsia="SimSun" w:cs="Times New Roman Regular"/>
+                <w:kern w:val="0"/>
+                <w:sz w:val="20"/>
+                <w:szCs w:val="20"/>
+                <w:lang w:val="en-US" w:eastAsia="zh-CN" w:bidi="ar"/>
+              </w:rPr>
+              <w:t>9.913 ms</w:t>
+            </w:r>
+          </w:p>
+          <w:p>
+            <w:pPr>
+              <w:rPr>
+                <w:rFonts w:hint="default" w:ascii="Times New Roman Regular" w:hAnsi="Times New Roman Regular" w:eastAsia="Arial" w:cs="Times New Roman Regular"/>
+                <w:color w:val="auto"/>
+                <w:sz w:val="20"/>
+                <w:szCs w:val="20"/>
+                <w:lang w:val="en-US"/>
+              </w:rPr>
+            </w:pPr>
           </w:p>
         </w:tc>
         <w:tc>
@@ -4978,26 +5243,537 @@
           <w:p>
             <w:pPr>
               <w:rPr>
-                <w:rFonts w:hint="default" w:ascii="Times New Roman Regular" w:hAnsi="Times New Roman Regular" w:cs="Times New Roman Regular"/>
-                <w:color w:val="auto"/>
-              </w:rPr>
-            </w:pPr>
-            <w:r>
-              <w:rPr>
-                <w:rFonts w:hint="default" w:ascii="Times New Roman Regular" w:hAnsi="Times New Roman Regular" w:eastAsia="Arial" w:cs="Times New Roman Regular"/>
-                <w:color w:val="auto"/>
-                <w:sz w:val="20"/>
-                <w:szCs w:val="20"/>
-              </w:rPr>
-              <w:t>80.6% faster</w:t>
-            </w:r>
+                <w:rFonts w:hint="default" w:ascii="Times New Roman Regular" w:hAnsi="Times New Roman Regular" w:eastAsia="Arial" w:cs="Times New Roman Regular"/>
+                <w:color w:val="auto"/>
+                <w:sz w:val="20"/>
+                <w:szCs w:val="20"/>
+              </w:rPr>
+            </w:pPr>
+            <w:r>
+              <w:rPr>
+                <w:rFonts w:hint="default" w:ascii="Times New Roman Regular" w:hAnsi="Times New Roman Regular" w:cs="Times New Roman Regular"/>
+                <w:color w:val="auto"/>
+                <w:sz w:val="20"/>
+                <w:szCs w:val="20"/>
+                <w:lang w:val="en-US"/>
+              </w:rPr>
+              <w:t xml:space="preserve">- </w:t>
+            </w:r>
+            <w:r>
+              <w:rPr>
+                <w:rFonts w:hint="default" w:ascii="Times New Roman Regular" w:hAnsi="Times New Roman Regular" w:cs="Times New Roman Regular"/>
+                <w:b/>
+                <w:bCs/>
+                <w:color w:val="auto"/>
+                <w:sz w:val="20"/>
+                <w:szCs w:val="20"/>
+                <w:lang w:val="en-US"/>
+              </w:rPr>
+              <w:t xml:space="preserve">Before: </w:t>
+            </w:r>
+            <w:r>
+              <w:rPr>
+                <w:rFonts w:hint="default" w:ascii="Times New Roman Regular" w:hAnsi="Times New Roman Regular" w:eastAsia="Arial" w:cs="Times New Roman Regular"/>
+                <w:color w:val="auto"/>
+                <w:sz w:val="20"/>
+                <w:szCs w:val="20"/>
+              </w:rPr>
+              <w:t>121.676 ms</w:t>
+            </w:r>
+          </w:p>
+          <w:p>
+            <w:pPr>
+              <w:keepNext w:val="0"/>
+              <w:keepLines w:val="0"/>
+              <w:widowControl/>
+              <w:suppressLineNumbers w:val="0"/>
+              <w:jc w:val="left"/>
+              <w:rPr>
+                <w:rFonts w:hint="default" w:ascii="Times New Roman Regular" w:hAnsi="Times New Roman Regular" w:cs="Times New Roman Regular"/>
+                <w:sz w:val="20"/>
+                <w:szCs w:val="20"/>
+              </w:rPr>
+            </w:pPr>
+            <w:r>
+              <w:rPr>
+                <w:rFonts w:hint="default" w:ascii="Times New Roman Regular" w:hAnsi="Times New Roman Regular" w:cs="Times New Roman Regular"/>
+                <w:color w:val="auto"/>
+                <w:sz w:val="20"/>
+                <w:szCs w:val="20"/>
+                <w:lang w:val="en-US"/>
+              </w:rPr>
+              <w:t xml:space="preserve">- </w:t>
+            </w:r>
+            <w:r>
+              <w:rPr>
+                <w:rFonts w:hint="default" w:ascii="Times New Roman Regular" w:hAnsi="Times New Roman Regular" w:cs="Times New Roman Regular"/>
+                <w:b/>
+                <w:bCs/>
+                <w:color w:val="auto"/>
+                <w:sz w:val="20"/>
+                <w:szCs w:val="20"/>
+                <w:lang w:val="en-US"/>
+              </w:rPr>
+              <w:t xml:space="preserve">After: </w:t>
+            </w:r>
+            <w:r>
+              <w:rPr>
+                <w:rFonts w:hint="default" w:ascii="Times New Roman Regular" w:hAnsi="Times New Roman Regular" w:eastAsia="SimSun" w:cs="Times New Roman Regular"/>
+                <w:kern w:val="0"/>
+                <w:sz w:val="20"/>
+                <w:szCs w:val="20"/>
+                <w:lang w:val="en-US" w:eastAsia="zh-CN" w:bidi="ar"/>
+              </w:rPr>
+              <w:t>60.838 ms</w:t>
+            </w:r>
+          </w:p>
+          <w:p>
+            <w:pPr>
+              <w:rPr>
+                <w:rFonts w:hint="default" w:ascii="Times New Roman Regular" w:hAnsi="Times New Roman Regular" w:eastAsia="Arial" w:cs="Times New Roman Regular"/>
+                <w:color w:val="auto"/>
+                <w:sz w:val="20"/>
+                <w:szCs w:val="20"/>
+                <w:lang w:val="en-US"/>
+              </w:rPr>
+            </w:pPr>
           </w:p>
         </w:tc>
       </w:tr>
       <w:tr>
         <w:tc>
           <w:tcPr>
-            <w:tcW w:w="2800" w:type="dxa"/>
+            <w:tcW w:w="2500" w:type="dxa"/>
+            <w:tcBorders>
+              <w:top w:val="single" w:color="CCCCCC" w:sz="0" w:space="0"/>
+              <w:left w:val="single" w:color="CCCCCC" w:sz="0" w:space="0"/>
+              <w:bottom w:val="single" w:color="CCCCCC" w:sz="0" w:space="0"/>
+              <w:right w:val="single" w:color="CCCCCC" w:sz="0" w:space="0"/>
+            </w:tcBorders>
+            <w:tcMar>
+              <w:top w:w="80" w:type="dxa"/>
+              <w:left w:w="120" w:type="dxa"/>
+              <w:bottom w:w="80" w:type="dxa"/>
+              <w:right w:w="120" w:type="dxa"/>
+            </w:tcMar>
+          </w:tcPr>
+          <w:p>
+            <w:pPr>
+              <w:rPr>
+                <w:rFonts w:hint="default" w:ascii="Times New Roman Regular" w:hAnsi="Times New Roman Regular" w:cs="Times New Roman Regular"/>
+                <w:color w:val="auto"/>
+              </w:rPr>
+            </w:pPr>
+            <w:r>
+              <w:rPr>
+                <w:rFonts w:hint="default" w:ascii="Times New Roman Regular" w:hAnsi="Times New Roman Regular" w:eastAsia="Arial" w:cs="Times New Roman Regular"/>
+                <w:color w:val="auto"/>
+                <w:sz w:val="20"/>
+                <w:szCs w:val="20"/>
+              </w:rPr>
+              <w:t>Q2 — Peak last 7 days</w:t>
+            </w:r>
+          </w:p>
+        </w:tc>
+        <w:tc>
+          <w:tcPr>
+            <w:tcW w:w="2000" w:type="dxa"/>
+            <w:tcBorders>
+              <w:top w:val="single" w:color="CCCCCC" w:sz="0" w:space="0"/>
+              <w:left w:val="single" w:color="CCCCCC" w:sz="0" w:space="0"/>
+              <w:bottom w:val="single" w:color="CCCCCC" w:sz="0" w:space="0"/>
+              <w:right w:val="single" w:color="CCCCCC" w:sz="0" w:space="0"/>
+            </w:tcBorders>
+            <w:tcMar>
+              <w:top w:w="80" w:type="dxa"/>
+              <w:left w:w="120" w:type="dxa"/>
+              <w:bottom w:w="80" w:type="dxa"/>
+              <w:right w:w="120" w:type="dxa"/>
+            </w:tcMar>
+          </w:tcPr>
+          <w:p>
+            <w:pPr>
+              <w:rPr>
+                <w:rFonts w:hint="default" w:ascii="Times New Roman Regular" w:hAnsi="Times New Roman Regular" w:eastAsia="Arial" w:cs="Times New Roman Regular"/>
+                <w:color w:val="auto"/>
+                <w:sz w:val="20"/>
+                <w:szCs w:val="20"/>
+              </w:rPr>
+            </w:pPr>
+            <w:r>
+              <w:rPr>
+                <w:rFonts w:hint="default" w:ascii="Times New Roman Regular" w:hAnsi="Times New Roman Regular" w:cs="Times New Roman Regular"/>
+                <w:color w:val="auto"/>
+                <w:sz w:val="20"/>
+                <w:szCs w:val="20"/>
+                <w:lang w:val="en-US"/>
+              </w:rPr>
+              <w:t xml:space="preserve">- </w:t>
+            </w:r>
+            <w:r>
+              <w:rPr>
+                <w:rFonts w:hint="default" w:ascii="Times New Roman Regular" w:hAnsi="Times New Roman Regular" w:cs="Times New Roman Regular"/>
+                <w:b/>
+                <w:bCs/>
+                <w:color w:val="auto"/>
+                <w:sz w:val="20"/>
+                <w:szCs w:val="20"/>
+                <w:lang w:val="en-US"/>
+              </w:rPr>
+              <w:t xml:space="preserve">Before: </w:t>
+            </w:r>
+            <w:r>
+              <w:rPr>
+                <w:rFonts w:hint="default" w:ascii="Times New Roman Regular" w:hAnsi="Times New Roman Regular" w:eastAsia="Arial" w:cs="Times New Roman Regular"/>
+                <w:color w:val="auto"/>
+                <w:sz w:val="20"/>
+                <w:szCs w:val="20"/>
+              </w:rPr>
+              <w:t>769.295 ms</w:t>
+            </w:r>
+          </w:p>
+          <w:p>
+            <w:pPr>
+              <w:keepNext w:val="0"/>
+              <w:keepLines w:val="0"/>
+              <w:widowControl/>
+              <w:suppressLineNumbers w:val="0"/>
+              <w:jc w:val="left"/>
+              <w:rPr>
+                <w:rFonts w:hint="default" w:ascii="Times New Roman Regular" w:hAnsi="Times New Roman Regular" w:cs="Times New Roman Regular"/>
+                <w:sz w:val="20"/>
+                <w:szCs w:val="20"/>
+              </w:rPr>
+            </w:pPr>
+            <w:r>
+              <w:rPr>
+                <w:rFonts w:hint="default" w:ascii="Times New Roman Regular" w:hAnsi="Times New Roman Regular" w:cs="Times New Roman Regular"/>
+                <w:color w:val="auto"/>
+                <w:sz w:val="20"/>
+                <w:szCs w:val="20"/>
+                <w:lang w:val="en-US"/>
+              </w:rPr>
+              <w:t xml:space="preserve">- </w:t>
+            </w:r>
+            <w:r>
+              <w:rPr>
+                <w:rFonts w:hint="default" w:ascii="Times New Roman Regular" w:hAnsi="Times New Roman Regular" w:cs="Times New Roman Regular"/>
+                <w:b/>
+                <w:bCs/>
+                <w:color w:val="auto"/>
+                <w:sz w:val="20"/>
+                <w:szCs w:val="20"/>
+                <w:lang w:val="en-US"/>
+              </w:rPr>
+              <w:t xml:space="preserve">After: </w:t>
+            </w:r>
+            <w:r>
+              <w:rPr>
+                <w:rFonts w:hint="default" w:ascii="Times New Roman Regular" w:hAnsi="Times New Roman Regular" w:eastAsia="SimSun" w:cs="Times New Roman Regular"/>
+                <w:kern w:val="0"/>
+                <w:sz w:val="20"/>
+                <w:szCs w:val="20"/>
+                <w:lang w:val="en-US" w:eastAsia="zh-CN" w:bidi="ar"/>
+              </w:rPr>
+              <w:t>384.648 ms</w:t>
+            </w:r>
+          </w:p>
+          <w:p>
+            <w:pPr>
+              <w:rPr>
+                <w:rFonts w:hint="default" w:ascii="Times New Roman Regular" w:hAnsi="Times New Roman Regular" w:eastAsia="Arial" w:cs="Times New Roman Regular"/>
+                <w:color w:val="auto"/>
+                <w:sz w:val="20"/>
+                <w:szCs w:val="20"/>
+                <w:lang w:val="en-US"/>
+              </w:rPr>
+            </w:pPr>
+          </w:p>
+        </w:tc>
+        <w:tc>
+          <w:tcPr>
+            <w:tcW w:w="2000" w:type="dxa"/>
+            <w:tcBorders>
+              <w:top w:val="single" w:color="CCCCCC" w:sz="0" w:space="0"/>
+              <w:left w:val="single" w:color="CCCCCC" w:sz="0" w:space="0"/>
+              <w:bottom w:val="single" w:color="CCCCCC" w:sz="0" w:space="0"/>
+              <w:right w:val="single" w:color="CCCCCC" w:sz="0" w:space="0"/>
+            </w:tcBorders>
+            <w:tcMar>
+              <w:top w:w="80" w:type="dxa"/>
+              <w:left w:w="120" w:type="dxa"/>
+              <w:bottom w:w="80" w:type="dxa"/>
+              <w:right w:w="120" w:type="dxa"/>
+            </w:tcMar>
+            <w:vAlign w:val="top"/>
+          </w:tcPr>
+          <w:p>
+            <w:pPr>
+              <w:rPr>
+                <w:rFonts w:hint="default" w:ascii="Times New Roman Regular" w:hAnsi="Times New Roman Regular" w:eastAsia="Arial" w:cs="Times New Roman Regular"/>
+                <w:color w:val="auto"/>
+                <w:sz w:val="20"/>
+                <w:szCs w:val="20"/>
+              </w:rPr>
+            </w:pPr>
+            <w:r>
+              <w:rPr>
+                <w:rFonts w:hint="default" w:ascii="Times New Roman Regular" w:hAnsi="Times New Roman Regular" w:cs="Times New Roman Regular"/>
+                <w:color w:val="auto"/>
+                <w:sz w:val="20"/>
+                <w:szCs w:val="20"/>
+                <w:lang w:val="en-US"/>
+              </w:rPr>
+              <w:t xml:space="preserve">- </w:t>
+            </w:r>
+            <w:r>
+              <w:rPr>
+                <w:rFonts w:hint="default" w:ascii="Times New Roman Regular" w:hAnsi="Times New Roman Regular" w:cs="Times New Roman Regular"/>
+                <w:b/>
+                <w:bCs/>
+                <w:color w:val="auto"/>
+                <w:sz w:val="20"/>
+                <w:szCs w:val="20"/>
+                <w:lang w:val="en-US"/>
+              </w:rPr>
+              <w:t xml:space="preserve">Before: </w:t>
+            </w:r>
+            <w:r>
+              <w:rPr>
+                <w:rFonts w:hint="default" w:ascii="Times New Roman Regular" w:hAnsi="Times New Roman Regular" w:cs="Times New Roman Regular"/>
+                <w:color w:val="auto"/>
+                <w:sz w:val="20"/>
+                <w:szCs w:val="20"/>
+                <w:lang w:val="en-US"/>
+              </w:rPr>
+              <w:t>204.944</w:t>
+            </w:r>
+            <w:r>
+              <w:rPr>
+                <w:rFonts w:hint="default" w:ascii="Times New Roman Regular" w:hAnsi="Times New Roman Regular" w:eastAsia="Arial" w:cs="Times New Roman Regular"/>
+                <w:color w:val="auto"/>
+                <w:sz w:val="20"/>
+                <w:szCs w:val="20"/>
+              </w:rPr>
+              <w:t xml:space="preserve"> ms</w:t>
+            </w:r>
+          </w:p>
+          <w:p>
+            <w:pPr>
+              <w:keepNext w:val="0"/>
+              <w:keepLines w:val="0"/>
+              <w:widowControl/>
+              <w:suppressLineNumbers w:val="0"/>
+              <w:jc w:val="left"/>
+              <w:rPr>
+                <w:rFonts w:hint="default" w:ascii="Times New Roman Regular" w:hAnsi="Times New Roman Regular" w:cs="Times New Roman Regular"/>
+                <w:sz w:val="20"/>
+                <w:szCs w:val="20"/>
+              </w:rPr>
+            </w:pPr>
+            <w:r>
+              <w:rPr>
+                <w:rFonts w:hint="default" w:ascii="Times New Roman Regular" w:hAnsi="Times New Roman Regular" w:cs="Times New Roman Regular"/>
+                <w:color w:val="auto"/>
+                <w:sz w:val="20"/>
+                <w:szCs w:val="20"/>
+                <w:lang w:val="en-US"/>
+              </w:rPr>
+              <w:t xml:space="preserve">- </w:t>
+            </w:r>
+            <w:r>
+              <w:rPr>
+                <w:rFonts w:hint="default" w:ascii="Times New Roman Regular" w:hAnsi="Times New Roman Regular" w:cs="Times New Roman Regular"/>
+                <w:b/>
+                <w:bCs/>
+                <w:color w:val="auto"/>
+                <w:sz w:val="20"/>
+                <w:szCs w:val="20"/>
+                <w:lang w:val="en-US"/>
+              </w:rPr>
+              <w:t xml:space="preserve">After: </w:t>
+            </w:r>
+            <w:r>
+              <w:rPr>
+                <w:rFonts w:hint="default" w:ascii="Times New Roman Regular" w:hAnsi="Times New Roman Regular" w:eastAsia="SimSun" w:cs="Times New Roman Regular"/>
+                <w:kern w:val="0"/>
+                <w:sz w:val="20"/>
+                <w:szCs w:val="20"/>
+                <w:lang w:val="en-US" w:eastAsia="zh-CN" w:bidi="ar"/>
+              </w:rPr>
+              <w:t>102.472 ms</w:t>
+            </w:r>
+          </w:p>
+          <w:p>
+            <w:pPr>
+              <w:rPr>
+                <w:rFonts w:hint="default" w:ascii="Times New Roman Regular" w:hAnsi="Times New Roman Regular" w:eastAsia="Arial" w:cs="Times New Roman Regular"/>
+                <w:color w:val="auto"/>
+                <w:sz w:val="20"/>
+                <w:szCs w:val="20"/>
+                <w:lang w:val="en-US"/>
+              </w:rPr>
+            </w:pPr>
+          </w:p>
+        </w:tc>
+        <w:tc>
+          <w:tcPr>
+            <w:tcW w:w="2000" w:type="dxa"/>
+            <w:tcBorders>
+              <w:top w:val="single" w:color="CCCCCC" w:sz="0" w:space="0"/>
+              <w:left w:val="single" w:color="CCCCCC" w:sz="0" w:space="0"/>
+              <w:bottom w:val="single" w:color="CCCCCC" w:sz="0" w:space="0"/>
+              <w:right w:val="single" w:color="CCCCCC" w:sz="0" w:space="0"/>
+            </w:tcBorders>
+            <w:tcMar>
+              <w:top w:w="80" w:type="dxa"/>
+              <w:left w:w="120" w:type="dxa"/>
+              <w:bottom w:w="80" w:type="dxa"/>
+              <w:right w:w="120" w:type="dxa"/>
+            </w:tcMar>
+          </w:tcPr>
+          <w:p>
+            <w:pPr>
+              <w:rPr>
+                <w:rFonts w:hint="default" w:ascii="Times New Roman Regular" w:hAnsi="Times New Roman Regular" w:eastAsia="Arial" w:cs="Times New Roman Regular"/>
+                <w:color w:val="auto"/>
+                <w:sz w:val="20"/>
+                <w:szCs w:val="20"/>
+              </w:rPr>
+            </w:pPr>
+            <w:r>
+              <w:rPr>
+                <w:rFonts w:hint="default" w:ascii="Times New Roman Regular" w:hAnsi="Times New Roman Regular" w:cs="Times New Roman Regular"/>
+                <w:color w:val="auto"/>
+                <w:sz w:val="20"/>
+                <w:szCs w:val="20"/>
+                <w:lang w:val="en-US"/>
+              </w:rPr>
+              <w:t xml:space="preserve">- </w:t>
+            </w:r>
+            <w:r>
+              <w:rPr>
+                <w:rFonts w:hint="default" w:ascii="Times New Roman Regular" w:hAnsi="Times New Roman Regular" w:cs="Times New Roman Regular"/>
+                <w:b/>
+                <w:bCs/>
+                <w:color w:val="auto"/>
+                <w:sz w:val="20"/>
+                <w:szCs w:val="20"/>
+                <w:lang w:val="en-US"/>
+              </w:rPr>
+              <w:t xml:space="preserve">Before: </w:t>
+            </w:r>
+            <w:r>
+              <w:rPr>
+                <w:rFonts w:hint="default" w:ascii="Times New Roman Regular" w:hAnsi="Times New Roman Regular" w:eastAsia="Arial" w:cs="Times New Roman Regular"/>
+                <w:color w:val="auto"/>
+                <w:sz w:val="20"/>
+                <w:szCs w:val="20"/>
+              </w:rPr>
+              <w:t>1</w:t>
+            </w:r>
+            <w:r>
+              <w:rPr>
+                <w:rFonts w:hint="default" w:ascii="Times New Roman Regular" w:hAnsi="Times New Roman Regular" w:cs="Times New Roman Regular"/>
+                <w:color w:val="auto"/>
+                <w:sz w:val="20"/>
+                <w:szCs w:val="20"/>
+                <w:lang w:val="en-US"/>
+              </w:rPr>
+              <w:t>34</w:t>
+            </w:r>
+            <w:r>
+              <w:rPr>
+                <w:rFonts w:hint="default" w:ascii="Times New Roman Regular" w:hAnsi="Times New Roman Regular" w:eastAsia="Arial" w:cs="Times New Roman Regular"/>
+                <w:color w:val="auto"/>
+                <w:sz w:val="20"/>
+                <w:szCs w:val="20"/>
+              </w:rPr>
+              <w:t>.</w:t>
+            </w:r>
+            <w:r>
+              <w:rPr>
+                <w:rFonts w:hint="default" w:ascii="Times New Roman Regular" w:hAnsi="Times New Roman Regular" w:cs="Times New Roman Regular"/>
+                <w:color w:val="auto"/>
+                <w:sz w:val="20"/>
+                <w:szCs w:val="20"/>
+                <w:lang w:val="en-US"/>
+              </w:rPr>
+              <w:t>464</w:t>
+            </w:r>
+            <w:r>
+              <w:rPr>
+                <w:rFonts w:hint="default" w:ascii="Times New Roman Regular" w:hAnsi="Times New Roman Regular" w:eastAsia="Arial" w:cs="Times New Roman Regular"/>
+                <w:color w:val="auto"/>
+                <w:sz w:val="20"/>
+                <w:szCs w:val="20"/>
+              </w:rPr>
+              <w:t xml:space="preserve"> ms</w:t>
+            </w:r>
+          </w:p>
+          <w:p>
+            <w:pPr>
+              <w:keepNext w:val="0"/>
+              <w:keepLines w:val="0"/>
+              <w:widowControl/>
+              <w:suppressLineNumbers w:val="0"/>
+              <w:jc w:val="left"/>
+              <w:rPr>
+                <w:rFonts w:hint="default" w:ascii="Times New Roman Regular" w:hAnsi="Times New Roman Regular" w:cs="Times New Roman Regular"/>
+                <w:sz w:val="20"/>
+                <w:szCs w:val="20"/>
+              </w:rPr>
+            </w:pPr>
+            <w:r>
+              <w:rPr>
+                <w:rFonts w:hint="default" w:ascii="Times New Roman Regular" w:hAnsi="Times New Roman Regular" w:cs="Times New Roman Regular"/>
+                <w:color w:val="auto"/>
+                <w:sz w:val="20"/>
+                <w:szCs w:val="20"/>
+                <w:lang w:val="en-US"/>
+              </w:rPr>
+              <w:t xml:space="preserve">- </w:t>
+            </w:r>
+            <w:r>
+              <w:rPr>
+                <w:rFonts w:hint="default" w:ascii="Times New Roman Regular" w:hAnsi="Times New Roman Regular" w:cs="Times New Roman Regular"/>
+                <w:b/>
+                <w:bCs/>
+                <w:color w:val="auto"/>
+                <w:sz w:val="20"/>
+                <w:szCs w:val="20"/>
+                <w:lang w:val="en-US"/>
+              </w:rPr>
+              <w:t xml:space="preserve">After: </w:t>
+            </w:r>
+            <w:r>
+              <w:rPr>
+                <w:rFonts w:hint="default" w:ascii="Times New Roman Regular" w:hAnsi="Times New Roman Regular" w:eastAsia="SimSun" w:cs="Times New Roman Regular"/>
+                <w:kern w:val="0"/>
+                <w:sz w:val="20"/>
+                <w:szCs w:val="20"/>
+                <w:lang w:val="en-US" w:eastAsia="zh-CN" w:bidi="ar"/>
+              </w:rPr>
+              <w:t>67.232 ms</w:t>
+            </w:r>
+          </w:p>
+          <w:p>
+            <w:pPr>
+              <w:rPr>
+                <w:rFonts w:hint="default" w:ascii="Times New Roman Regular" w:hAnsi="Times New Roman Regular" w:eastAsia="Arial" w:cs="Times New Roman Regular"/>
+                <w:color w:val="auto"/>
+                <w:sz w:val="20"/>
+                <w:szCs w:val="20"/>
+                <w:lang w:val="en-US"/>
+              </w:rPr>
+            </w:pPr>
+          </w:p>
+        </w:tc>
+      </w:tr>
+      <w:tr>
+        <w:tc>
+          <w:tcPr>
+            <w:tcW w:w="2500" w:type="dxa"/>
             <w:tcBorders>
               <w:top w:val="single" w:color="CCCCCC" w:sz="0" w:space="0"/>
               <w:left w:val="single" w:color="CCCCCC" w:sz="0" w:space="0"/>
@@ -5048,19 +5824,100 @@
           <w:p>
             <w:pPr>
               <w:rPr>
-                <w:rFonts w:hint="default" w:ascii="Times New Roman Regular" w:hAnsi="Times New Roman Regular" w:cs="Times New Roman Regular"/>
-                <w:color w:val="auto"/>
-              </w:rPr>
-            </w:pPr>
-            <w:r>
-              <w:rPr>
-                <w:rFonts w:hint="default" w:ascii="Times New Roman Regular" w:hAnsi="Times New Roman Regular" w:eastAsia="Arial" w:cs="Times New Roman Regular"/>
-                <w:color w:val="auto"/>
-                <w:sz w:val="20"/>
-                <w:szCs w:val="20"/>
-              </w:rPr>
-              <w:t>18,715.156 ms</w:t>
-            </w:r>
+                <w:rFonts w:hint="default" w:ascii="Times New Roman Regular" w:hAnsi="Times New Roman Regular" w:eastAsia="Arial" w:cs="Times New Roman Regular"/>
+                <w:color w:val="auto"/>
+                <w:sz w:val="20"/>
+                <w:szCs w:val="20"/>
+              </w:rPr>
+            </w:pPr>
+            <w:r>
+              <w:rPr>
+                <w:rFonts w:hint="default" w:ascii="Times New Roman Regular" w:hAnsi="Times New Roman Regular" w:cs="Times New Roman Regular"/>
+                <w:color w:val="auto"/>
+                <w:sz w:val="20"/>
+                <w:szCs w:val="20"/>
+                <w:lang w:val="en-US"/>
+              </w:rPr>
+              <w:t xml:space="preserve">- </w:t>
+            </w:r>
+            <w:r>
+              <w:rPr>
+                <w:rFonts w:hint="default" w:ascii="Times New Roman Regular" w:hAnsi="Times New Roman Regular" w:cs="Times New Roman Regular"/>
+                <w:b/>
+                <w:bCs/>
+                <w:color w:val="auto"/>
+                <w:sz w:val="20"/>
+                <w:szCs w:val="20"/>
+                <w:lang w:val="en-US"/>
+              </w:rPr>
+              <w:t xml:space="preserve">Before: </w:t>
+            </w:r>
+            <w:r>
+              <w:rPr>
+                <w:rFonts w:hint="default" w:ascii="Times New Roman Regular" w:hAnsi="Times New Roman Regular" w:eastAsia="Arial" w:cs="Times New Roman Regular"/>
+                <w:color w:val="auto"/>
+                <w:sz w:val="20"/>
+                <w:szCs w:val="20"/>
+              </w:rPr>
+              <w:t>16891.154 ms</w:t>
+            </w:r>
+          </w:p>
+          <w:p>
+            <w:pPr>
+              <w:keepNext w:val="0"/>
+              <w:keepLines w:val="0"/>
+              <w:widowControl/>
+              <w:suppressLineNumbers w:val="0"/>
+              <w:jc w:val="left"/>
+              <w:rPr>
+                <w:rFonts w:hint="default" w:ascii="Times New Roman Regular" w:hAnsi="Times New Roman Regular" w:cs="Times New Roman Regular"/>
+                <w:sz w:val="20"/>
+                <w:szCs w:val="20"/>
+              </w:rPr>
+            </w:pPr>
+            <w:r>
+              <w:rPr>
+                <w:rFonts w:hint="default" w:ascii="Times New Roman Regular" w:hAnsi="Times New Roman Regular" w:cs="Times New Roman Regular"/>
+                <w:color w:val="auto"/>
+                <w:sz w:val="20"/>
+                <w:szCs w:val="20"/>
+                <w:lang w:val="en-US"/>
+              </w:rPr>
+              <w:t xml:space="preserve"> -</w:t>
+            </w:r>
+            <w:r>
+              <w:rPr>
+                <w:rFonts w:hint="default" w:ascii="Times New Roman Regular" w:hAnsi="Times New Roman Regular" w:cs="Times New Roman Regular"/>
+                <w:b/>
+                <w:bCs/>
+                <w:color w:val="auto"/>
+                <w:sz w:val="20"/>
+                <w:szCs w:val="20"/>
+                <w:lang w:val="en-US"/>
+              </w:rPr>
+              <w:t xml:space="preserve">After: </w:t>
+            </w:r>
+            <w:r>
+              <w:rPr>
+                <w:rFonts w:hint="default" w:ascii="Times New Roman Regular" w:hAnsi="Times New Roman Regular" w:eastAsia="SimSun" w:cs="Times New Roman Regular"/>
+                <w:kern w:val="0"/>
+                <w:sz w:val="20"/>
+                <w:szCs w:val="20"/>
+                <w:lang w:val="en-US" w:eastAsia="zh-CN" w:bidi="ar"/>
+              </w:rPr>
+              <w:t>8445.577 ms</w:t>
+            </w:r>
+          </w:p>
+          <w:p>
+            <w:pPr>
+              <w:rPr>
+                <w:rFonts w:hint="default" w:ascii="Times New Roman Regular" w:hAnsi="Times New Roman Regular" w:eastAsia="Arial" w:cs="Times New Roman Regular"/>
+                <w:color w:val="auto"/>
+                <w:sz w:val="20"/>
+                <w:szCs w:val="20"/>
+                <w:lang w:val="en-US"/>
+              </w:rPr>
+            </w:pPr>
           </w:p>
         </w:tc>
         <w:tc>
@@ -5078,23 +5935,117 @@
               <w:bottom w:w="80" w:type="dxa"/>
               <w:right w:w="120" w:type="dxa"/>
             </w:tcMar>
-          </w:tcPr>
-          <w:p>
-            <w:pPr>
-              <w:rPr>
-                <w:rFonts w:hint="default" w:ascii="Times New Roman Regular" w:hAnsi="Times New Roman Regular" w:cs="Times New Roman Regular"/>
-                <w:color w:val="auto"/>
-              </w:rPr>
-            </w:pPr>
-            <w:r>
-              <w:rPr>
-                <w:rFonts w:hint="default" w:ascii="Times New Roman Regular" w:hAnsi="Times New Roman Regular" w:eastAsia="Arial" w:cs="Times New Roman Regular"/>
-                <w:color w:val="auto"/>
-                <w:sz w:val="20"/>
-                <w:szCs w:val="20"/>
-              </w:rPr>
-              <w:t>9,131.861 ms</w:t>
-            </w:r>
+            <w:vAlign w:val="top"/>
+          </w:tcPr>
+          <w:p>
+            <w:pPr>
+              <w:rPr>
+                <w:rFonts w:hint="default" w:ascii="Times New Roman Regular" w:hAnsi="Times New Roman Regular" w:eastAsia="Arial" w:cs="Times New Roman Regular"/>
+                <w:color w:val="auto"/>
+                <w:sz w:val="20"/>
+                <w:szCs w:val="20"/>
+              </w:rPr>
+            </w:pPr>
+            <w:r>
+              <w:rPr>
+                <w:rFonts w:hint="default" w:ascii="Times New Roman Regular" w:hAnsi="Times New Roman Regular" w:cs="Times New Roman Regular"/>
+                <w:color w:val="auto"/>
+                <w:sz w:val="20"/>
+                <w:szCs w:val="20"/>
+                <w:lang w:val="en-US"/>
+              </w:rPr>
+              <w:t xml:space="preserve">- </w:t>
+            </w:r>
+            <w:r>
+              <w:rPr>
+                <w:rFonts w:hint="default" w:ascii="Times New Roman Regular" w:hAnsi="Times New Roman Regular" w:cs="Times New Roman Regular"/>
+                <w:b/>
+                <w:bCs/>
+                <w:color w:val="auto"/>
+                <w:sz w:val="20"/>
+                <w:szCs w:val="20"/>
+                <w:lang w:val="en-US"/>
+              </w:rPr>
+              <w:t xml:space="preserve">Before: </w:t>
+            </w:r>
+            <w:r>
+              <w:rPr>
+                <w:rFonts w:hint="default" w:ascii="Times New Roman Regular" w:hAnsi="Times New Roman Regular" w:cs="Times New Roman Regular"/>
+                <w:color w:val="auto"/>
+                <w:sz w:val="20"/>
+                <w:szCs w:val="20"/>
+                <w:lang w:val="en-US"/>
+              </w:rPr>
+              <w:t>2431.713</w:t>
+            </w:r>
+            <w:r>
+              <w:rPr>
+                <w:rFonts w:hint="default" w:ascii="Times New Roman Regular" w:hAnsi="Times New Roman Regular" w:eastAsia="Arial" w:cs="Times New Roman Regular"/>
+                <w:color w:val="auto"/>
+                <w:sz w:val="20"/>
+                <w:szCs w:val="20"/>
+              </w:rPr>
+              <w:t xml:space="preserve"> ms</w:t>
+            </w:r>
+            <w:bookmarkStart w:id="0" w:name="_GoBack"/>
+            <w:bookmarkEnd w:id="0"/>
+          </w:p>
+          <w:p>
+            <w:pPr>
+              <w:keepNext w:val="0"/>
+              <w:keepLines w:val="0"/>
+              <w:widowControl/>
+              <w:suppressLineNumbers w:val="0"/>
+              <w:jc w:val="left"/>
+              <w:rPr>
+                <w:rFonts w:hint="default" w:ascii="Times New Roman Regular" w:hAnsi="Times New Roman Regular" w:cs="Times New Roman Regular"/>
+                <w:sz w:val="20"/>
+                <w:szCs w:val="20"/>
+              </w:rPr>
+            </w:pPr>
+            <w:r>
+              <w:rPr>
+                <w:rFonts w:hint="default" w:ascii="Times New Roman Regular" w:hAnsi="Times New Roman Regular" w:cs="Times New Roman Regular"/>
+                <w:color w:val="auto"/>
+                <w:sz w:val="20"/>
+                <w:szCs w:val="20"/>
+                <w:lang w:val="en-US"/>
+              </w:rPr>
+              <w:t xml:space="preserve">- </w:t>
+            </w:r>
+            <w:r>
+              <w:rPr>
+                <w:rFonts w:hint="default" w:ascii="Times New Roman Regular" w:hAnsi="Times New Roman Regular" w:cs="Times New Roman Regular"/>
+                <w:b/>
+                <w:bCs/>
+                <w:color w:val="auto"/>
+                <w:sz w:val="20"/>
+                <w:szCs w:val="20"/>
+                <w:lang w:val="en-US"/>
+              </w:rPr>
+              <w:t xml:space="preserve">After: </w:t>
+            </w:r>
+            <w:r>
+              <w:rPr>
+                <w:rFonts w:hint="default" w:ascii="Times New Roman Regular" w:hAnsi="Times New Roman Regular" w:eastAsia="SimSun" w:cs="Times New Roman Regular"/>
+                <w:kern w:val="0"/>
+                <w:sz w:val="20"/>
+                <w:szCs w:val="20"/>
+                <w:lang w:val="en-US" w:eastAsia="zh-CN" w:bidi="ar"/>
+              </w:rPr>
+              <w:t>1215.857 ms</w:t>
+            </w:r>
+          </w:p>
+          <w:p>
+            <w:pPr>
+              <w:rPr>
+                <w:rFonts w:hint="default" w:ascii="Times New Roman Regular" w:hAnsi="Times New Roman Regular" w:eastAsia="Arial" w:cs="Times New Roman Regular"/>
+                <w:color w:val="auto"/>
+                <w:sz w:val="20"/>
+                <w:szCs w:val="20"/>
+                <w:lang w:val="en-US"/>
+              </w:rPr>
+            </w:pPr>
           </w:p>
         </w:tc>
         <w:tc>
@@ -5116,19 +6067,502 @@
           <w:p>
             <w:pPr>
               <w:rPr>
-                <w:rFonts w:hint="default" w:ascii="Times New Roman Regular" w:hAnsi="Times New Roman Regular" w:cs="Times New Roman Regular"/>
-                <w:color w:val="auto"/>
-              </w:rPr>
-            </w:pPr>
-            <w:r>
-              <w:rPr>
-                <w:rFonts w:hint="default" w:ascii="Times New Roman Regular" w:hAnsi="Times New Roman Regular" w:eastAsia="Arial" w:cs="Times New Roman Regular"/>
-                <w:color w:val="auto"/>
-                <w:sz w:val="20"/>
-                <w:szCs w:val="20"/>
-              </w:rPr>
-              <w:t>51.2% faster</w:t>
-            </w:r>
+                <w:rFonts w:hint="default" w:ascii="Times New Roman Regular" w:hAnsi="Times New Roman Regular" w:eastAsia="Arial" w:cs="Times New Roman Regular"/>
+                <w:color w:val="auto"/>
+                <w:sz w:val="20"/>
+                <w:szCs w:val="20"/>
+              </w:rPr>
+            </w:pPr>
+            <w:r>
+              <w:rPr>
+                <w:rFonts w:hint="default" w:ascii="Times New Roman Regular" w:hAnsi="Times New Roman Regular" w:cs="Times New Roman Regular"/>
+                <w:color w:val="auto"/>
+                <w:sz w:val="20"/>
+                <w:szCs w:val="20"/>
+                <w:lang w:val="en-US"/>
+              </w:rPr>
+              <w:t xml:space="preserve">- </w:t>
+            </w:r>
+            <w:r>
+              <w:rPr>
+                <w:rFonts w:hint="default" w:ascii="Times New Roman Regular" w:hAnsi="Times New Roman Regular" w:cs="Times New Roman Regular"/>
+                <w:b/>
+                <w:bCs/>
+                <w:color w:val="auto"/>
+                <w:sz w:val="20"/>
+                <w:szCs w:val="20"/>
+                <w:lang w:val="en-US"/>
+              </w:rPr>
+              <w:t xml:space="preserve">Before: </w:t>
+            </w:r>
+            <w:r>
+              <w:rPr>
+                <w:rFonts w:hint="default" w:ascii="Times New Roman Regular" w:hAnsi="Times New Roman Regular" w:cs="Times New Roman Regular"/>
+                <w:color w:val="auto"/>
+                <w:sz w:val="20"/>
+                <w:szCs w:val="20"/>
+                <w:lang w:val="en-US"/>
+              </w:rPr>
+              <w:t>1013.365</w:t>
+            </w:r>
+            <w:r>
+              <w:rPr>
+                <w:rFonts w:hint="default" w:ascii="Times New Roman Regular" w:hAnsi="Times New Roman Regular" w:eastAsia="Arial" w:cs="Times New Roman Regular"/>
+                <w:color w:val="auto"/>
+                <w:sz w:val="20"/>
+                <w:szCs w:val="20"/>
+              </w:rPr>
+              <w:t xml:space="preserve"> ms</w:t>
+            </w:r>
+          </w:p>
+          <w:p>
+            <w:pPr>
+              <w:keepNext w:val="0"/>
+              <w:keepLines w:val="0"/>
+              <w:widowControl/>
+              <w:suppressLineNumbers w:val="0"/>
+              <w:jc w:val="left"/>
+              <w:rPr>
+                <w:rFonts w:hint="default" w:ascii="Times New Roman Regular" w:hAnsi="Times New Roman Regular" w:cs="Times New Roman Regular"/>
+                <w:sz w:val="20"/>
+                <w:szCs w:val="20"/>
+              </w:rPr>
+            </w:pPr>
+            <w:r>
+              <w:rPr>
+                <w:rFonts w:hint="default" w:ascii="Times New Roman Regular" w:hAnsi="Times New Roman Regular" w:cs="Times New Roman Regular"/>
+                <w:color w:val="auto"/>
+                <w:sz w:val="20"/>
+                <w:szCs w:val="20"/>
+                <w:lang w:val="en-US"/>
+              </w:rPr>
+              <w:t xml:space="preserve">- </w:t>
+            </w:r>
+            <w:r>
+              <w:rPr>
+                <w:rFonts w:hint="default" w:ascii="Times New Roman Regular" w:hAnsi="Times New Roman Regular" w:cs="Times New Roman Regular"/>
+                <w:b/>
+                <w:bCs/>
+                <w:color w:val="auto"/>
+                <w:sz w:val="20"/>
+                <w:szCs w:val="20"/>
+                <w:lang w:val="en-US"/>
+              </w:rPr>
+              <w:t xml:space="preserve">After: </w:t>
+            </w:r>
+            <w:r>
+              <w:rPr>
+                <w:rFonts w:hint="default" w:ascii="Times New Roman Regular" w:hAnsi="Times New Roman Regular" w:eastAsia="SimSun" w:cs="Times New Roman Regular"/>
+                <w:kern w:val="0"/>
+                <w:sz w:val="20"/>
+                <w:szCs w:val="20"/>
+                <w:lang w:val="en-US" w:eastAsia="zh-CN" w:bidi="ar"/>
+              </w:rPr>
+              <w:t>506.683 ms</w:t>
+            </w:r>
+          </w:p>
+          <w:p>
+            <w:pPr>
+              <w:rPr>
+                <w:rFonts w:hint="default" w:ascii="Times New Roman Regular" w:hAnsi="Times New Roman Regular" w:eastAsia="Arial" w:cs="Times New Roman Regular"/>
+                <w:color w:val="auto"/>
+                <w:sz w:val="20"/>
+                <w:szCs w:val="20"/>
+                <w:lang w:val="en-US"/>
+              </w:rPr>
+            </w:pPr>
+          </w:p>
+        </w:tc>
+      </w:tr>
+      <w:tr>
+        <w:tc>
+          <w:tcPr>
+            <w:tcW w:w="2500" w:type="dxa"/>
+            <w:tcBorders>
+              <w:top w:val="single" w:color="CCCCCC" w:sz="0" w:space="0"/>
+              <w:left w:val="single" w:color="CCCCCC" w:sz="0" w:space="0"/>
+              <w:bottom w:val="single" w:color="CCCCCC" w:sz="0" w:space="0"/>
+              <w:right w:val="single" w:color="CCCCCC" w:sz="0" w:space="0"/>
+            </w:tcBorders>
+            <w:tcMar>
+              <w:top w:w="80" w:type="dxa"/>
+              <w:left w:w="120" w:type="dxa"/>
+              <w:bottom w:w="80" w:type="dxa"/>
+              <w:right w:w="120" w:type="dxa"/>
+            </w:tcMar>
+          </w:tcPr>
+          <w:p>
+            <w:pPr>
+              <w:rPr>
+                <w:rFonts w:hint="default" w:ascii="Times New Roman Regular" w:hAnsi="Times New Roman Regular" w:cs="Times New Roman Regular"/>
+                <w:color w:val="auto"/>
+              </w:rPr>
+            </w:pPr>
+            <w:r>
+              <w:rPr>
+                <w:rFonts w:hint="default" w:ascii="Times New Roman Regular" w:hAnsi="Times New Roman Regular" w:eastAsia="Arial" w:cs="Times New Roman Regular"/>
+                <w:color w:val="auto"/>
+                <w:sz w:val="20"/>
+                <w:szCs w:val="20"/>
+              </w:rPr>
+              <w:t>Q4 — Full dataset scan</w:t>
+            </w:r>
+          </w:p>
+        </w:tc>
+        <w:tc>
+          <w:tcPr>
+            <w:tcW w:w="2000" w:type="dxa"/>
+            <w:tcBorders>
+              <w:top w:val="single" w:color="CCCCCC" w:sz="0" w:space="0"/>
+              <w:left w:val="single" w:color="CCCCCC" w:sz="0" w:space="0"/>
+              <w:bottom w:val="single" w:color="CCCCCC" w:sz="0" w:space="0"/>
+              <w:right w:val="single" w:color="CCCCCC" w:sz="0" w:space="0"/>
+            </w:tcBorders>
+            <w:tcMar>
+              <w:top w:w="80" w:type="dxa"/>
+              <w:left w:w="120" w:type="dxa"/>
+              <w:bottom w:w="80" w:type="dxa"/>
+              <w:right w:w="120" w:type="dxa"/>
+            </w:tcMar>
+          </w:tcPr>
+          <w:p>
+            <w:pPr>
+              <w:rPr>
+                <w:rFonts w:hint="default" w:ascii="Times New Roman Regular" w:hAnsi="Times New Roman Regular" w:eastAsia="Arial" w:cs="Times New Roman Regular"/>
+                <w:color w:val="auto"/>
+                <w:sz w:val="20"/>
+                <w:szCs w:val="20"/>
+              </w:rPr>
+            </w:pPr>
+            <w:r>
+              <w:rPr>
+                <w:rFonts w:hint="default" w:ascii="Times New Roman Regular" w:hAnsi="Times New Roman Regular" w:cs="Times New Roman Regular"/>
+                <w:color w:val="auto"/>
+                <w:sz w:val="20"/>
+                <w:szCs w:val="20"/>
+                <w:lang w:val="en-US"/>
+              </w:rPr>
+              <w:t xml:space="preserve">- </w:t>
+            </w:r>
+            <w:r>
+              <w:rPr>
+                <w:rFonts w:hint="default" w:ascii="Times New Roman Regular" w:hAnsi="Times New Roman Regular" w:cs="Times New Roman Regular"/>
+                <w:b/>
+                <w:bCs/>
+                <w:color w:val="auto"/>
+                <w:sz w:val="20"/>
+                <w:szCs w:val="20"/>
+                <w:lang w:val="en-US"/>
+              </w:rPr>
+              <w:t xml:space="preserve">Before: </w:t>
+            </w:r>
+            <w:r>
+              <w:rPr>
+                <w:rFonts w:hint="default" w:ascii="Times New Roman Regular" w:hAnsi="Times New Roman Regular" w:eastAsia="Arial" w:cs="Times New Roman Regular"/>
+                <w:color w:val="auto"/>
+                <w:sz w:val="20"/>
+                <w:szCs w:val="20"/>
+              </w:rPr>
+              <w:t>611.979 ms</w:t>
+            </w:r>
+          </w:p>
+          <w:p>
+            <w:pPr>
+              <w:keepNext w:val="0"/>
+              <w:keepLines w:val="0"/>
+              <w:widowControl/>
+              <w:suppressLineNumbers w:val="0"/>
+              <w:jc w:val="left"/>
+              <w:rPr>
+                <w:rFonts w:hint="default" w:ascii="Times New Roman Regular" w:hAnsi="Times New Roman Regular" w:cs="Times New Roman Regular"/>
+                <w:sz w:val="20"/>
+                <w:szCs w:val="20"/>
+              </w:rPr>
+            </w:pPr>
+            <w:r>
+              <w:rPr>
+                <w:rFonts w:hint="default" w:ascii="Times New Roman Regular" w:hAnsi="Times New Roman Regular" w:cs="Times New Roman Regular"/>
+                <w:color w:val="auto"/>
+                <w:sz w:val="20"/>
+                <w:szCs w:val="20"/>
+                <w:lang w:val="en-US"/>
+              </w:rPr>
+              <w:t xml:space="preserve">- </w:t>
+            </w:r>
+            <w:r>
+              <w:rPr>
+                <w:rFonts w:hint="default" w:ascii="Times New Roman Regular" w:hAnsi="Times New Roman Regular" w:cs="Times New Roman Regular"/>
+                <w:b/>
+                <w:bCs/>
+                <w:color w:val="auto"/>
+                <w:sz w:val="20"/>
+                <w:szCs w:val="20"/>
+                <w:lang w:val="en-US"/>
+              </w:rPr>
+              <w:t xml:space="preserve">After: </w:t>
+            </w:r>
+            <w:r>
+              <w:rPr>
+                <w:rFonts w:hint="default" w:ascii="Times New Roman Regular" w:hAnsi="Times New Roman Regular" w:eastAsia="SimSun" w:cs="Times New Roman Regular"/>
+                <w:kern w:val="0"/>
+                <w:sz w:val="20"/>
+                <w:szCs w:val="20"/>
+                <w:lang w:val="en-US" w:eastAsia="zh-CN" w:bidi="ar"/>
+              </w:rPr>
+              <w:t>305.990 ms</w:t>
+            </w:r>
+          </w:p>
+          <w:p>
+            <w:pPr>
+              <w:rPr>
+                <w:rFonts w:hint="default" w:ascii="Times New Roman Regular" w:hAnsi="Times New Roman Regular" w:eastAsia="Arial" w:cs="Times New Roman Regular"/>
+                <w:color w:val="auto"/>
+                <w:sz w:val="20"/>
+                <w:szCs w:val="20"/>
+                <w:lang w:val="en-US"/>
+              </w:rPr>
+            </w:pPr>
+          </w:p>
+        </w:tc>
+        <w:tc>
+          <w:tcPr>
+            <w:tcW w:w="2000" w:type="dxa"/>
+            <w:tcBorders>
+              <w:top w:val="single" w:color="CCCCCC" w:sz="0" w:space="0"/>
+              <w:left w:val="single" w:color="CCCCCC" w:sz="0" w:space="0"/>
+              <w:bottom w:val="single" w:color="CCCCCC" w:sz="0" w:space="0"/>
+              <w:right w:val="single" w:color="CCCCCC" w:sz="0" w:space="0"/>
+            </w:tcBorders>
+            <w:tcMar>
+              <w:top w:w="80" w:type="dxa"/>
+              <w:left w:w="120" w:type="dxa"/>
+              <w:bottom w:w="80" w:type="dxa"/>
+              <w:right w:w="120" w:type="dxa"/>
+            </w:tcMar>
+            <w:vAlign w:val="top"/>
+          </w:tcPr>
+          <w:p>
+            <w:pPr>
+              <w:rPr>
+                <w:rFonts w:hint="default" w:ascii="Times New Roman Regular" w:hAnsi="Times New Roman Regular" w:eastAsia="Arial" w:cs="Times New Roman Regular"/>
+                <w:color w:val="auto"/>
+                <w:sz w:val="20"/>
+                <w:szCs w:val="20"/>
+              </w:rPr>
+            </w:pPr>
+            <w:r>
+              <w:rPr>
+                <w:rFonts w:hint="default" w:ascii="Times New Roman Regular" w:hAnsi="Times New Roman Regular" w:cs="Times New Roman Regular"/>
+                <w:color w:val="auto"/>
+                <w:sz w:val="20"/>
+                <w:szCs w:val="20"/>
+                <w:lang w:val="en-US"/>
+              </w:rPr>
+              <w:t xml:space="preserve">- </w:t>
+            </w:r>
+            <w:r>
+              <w:rPr>
+                <w:rFonts w:hint="default" w:ascii="Times New Roman Regular" w:hAnsi="Times New Roman Regular" w:cs="Times New Roman Regular"/>
+                <w:b/>
+                <w:bCs/>
+                <w:color w:val="auto"/>
+                <w:sz w:val="20"/>
+                <w:szCs w:val="20"/>
+                <w:lang w:val="en-US"/>
+              </w:rPr>
+              <w:t xml:space="preserve">Before: </w:t>
+            </w:r>
+            <w:r>
+              <w:rPr>
+                <w:rFonts w:hint="default" w:ascii="Times New Roman Regular" w:hAnsi="Times New Roman Regular" w:cs="Times New Roman Regular"/>
+                <w:color w:val="auto"/>
+                <w:sz w:val="20"/>
+                <w:szCs w:val="20"/>
+                <w:lang w:val="en-US"/>
+              </w:rPr>
+              <w:t>322.171</w:t>
+            </w:r>
+            <w:r>
+              <w:rPr>
+                <w:rFonts w:hint="default" w:ascii="Times New Roman Regular" w:hAnsi="Times New Roman Regular" w:eastAsia="Arial" w:cs="Times New Roman Regular"/>
+                <w:color w:val="auto"/>
+                <w:sz w:val="20"/>
+                <w:szCs w:val="20"/>
+              </w:rPr>
+              <w:t xml:space="preserve"> ms</w:t>
+            </w:r>
+          </w:p>
+          <w:p>
+            <w:pPr>
+              <w:keepNext w:val="0"/>
+              <w:keepLines w:val="0"/>
+              <w:widowControl/>
+              <w:suppressLineNumbers w:val="0"/>
+              <w:jc w:val="left"/>
+              <w:rPr>
+                <w:rFonts w:hint="default" w:ascii="Times New Roman Regular" w:hAnsi="Times New Roman Regular" w:cs="Times New Roman Regular"/>
+                <w:sz w:val="20"/>
+                <w:szCs w:val="20"/>
+              </w:rPr>
+            </w:pPr>
+            <w:r>
+              <w:rPr>
+                <w:rFonts w:hint="default" w:ascii="Times New Roman Regular" w:hAnsi="Times New Roman Regular" w:cs="Times New Roman Regular"/>
+                <w:color w:val="auto"/>
+                <w:sz w:val="20"/>
+                <w:szCs w:val="20"/>
+                <w:lang w:val="en-US"/>
+              </w:rPr>
+              <w:t xml:space="preserve">- </w:t>
+            </w:r>
+            <w:r>
+              <w:rPr>
+                <w:rFonts w:hint="default" w:ascii="Times New Roman Regular" w:hAnsi="Times New Roman Regular" w:cs="Times New Roman Regular"/>
+                <w:b/>
+                <w:bCs/>
+                <w:color w:val="auto"/>
+                <w:sz w:val="20"/>
+                <w:szCs w:val="20"/>
+                <w:lang w:val="en-US"/>
+              </w:rPr>
+              <w:t xml:space="preserve">After: </w:t>
+            </w:r>
+            <w:r>
+              <w:rPr>
+                <w:rFonts w:hint="default" w:ascii="Times New Roman Regular" w:hAnsi="Times New Roman Regular" w:eastAsia="SimSun" w:cs="Times New Roman Regular"/>
+                <w:kern w:val="0"/>
+                <w:sz w:val="20"/>
+                <w:szCs w:val="20"/>
+                <w:lang w:val="en-US" w:eastAsia="zh-CN" w:bidi="ar"/>
+              </w:rPr>
+              <w:t>161.086 ms</w:t>
+            </w:r>
+          </w:p>
+          <w:p>
+            <w:pPr>
+              <w:rPr>
+                <w:rFonts w:hint="default" w:ascii="Times New Roman Regular" w:hAnsi="Times New Roman Regular" w:eastAsia="Arial" w:cs="Times New Roman Regular"/>
+                <w:color w:val="auto"/>
+                <w:sz w:val="20"/>
+                <w:szCs w:val="20"/>
+                <w:lang w:val="en-US"/>
+              </w:rPr>
+            </w:pPr>
+          </w:p>
+        </w:tc>
+        <w:tc>
+          <w:tcPr>
+            <w:tcW w:w="2000" w:type="dxa"/>
+            <w:tcBorders>
+              <w:top w:val="single" w:color="CCCCCC" w:sz="0" w:space="0"/>
+              <w:left w:val="single" w:color="CCCCCC" w:sz="0" w:space="0"/>
+              <w:bottom w:val="single" w:color="CCCCCC" w:sz="0" w:space="0"/>
+              <w:right w:val="single" w:color="CCCCCC" w:sz="0" w:space="0"/>
+            </w:tcBorders>
+            <w:tcMar>
+              <w:top w:w="80" w:type="dxa"/>
+              <w:left w:w="120" w:type="dxa"/>
+              <w:bottom w:w="80" w:type="dxa"/>
+              <w:right w:w="120" w:type="dxa"/>
+            </w:tcMar>
+          </w:tcPr>
+          <w:p>
+            <w:pPr>
+              <w:rPr>
+                <w:rFonts w:hint="default" w:ascii="Times New Roman Regular" w:hAnsi="Times New Roman Regular" w:eastAsia="Arial" w:cs="Times New Roman Regular"/>
+                <w:color w:val="auto"/>
+                <w:sz w:val="20"/>
+                <w:szCs w:val="20"/>
+              </w:rPr>
+            </w:pPr>
+            <w:r>
+              <w:rPr>
+                <w:rFonts w:hint="default" w:ascii="Times New Roman Regular" w:hAnsi="Times New Roman Regular" w:cs="Times New Roman Regular"/>
+                <w:color w:val="auto"/>
+                <w:sz w:val="20"/>
+                <w:szCs w:val="20"/>
+                <w:lang w:val="en-US"/>
+              </w:rPr>
+              <w:t xml:space="preserve">- </w:t>
+            </w:r>
+            <w:r>
+              <w:rPr>
+                <w:rFonts w:hint="default" w:ascii="Times New Roman Regular" w:hAnsi="Times New Roman Regular" w:cs="Times New Roman Regular"/>
+                <w:b/>
+                <w:bCs/>
+                <w:color w:val="auto"/>
+                <w:sz w:val="20"/>
+                <w:szCs w:val="20"/>
+                <w:lang w:val="en-US"/>
+              </w:rPr>
+              <w:t xml:space="preserve">Before: </w:t>
+            </w:r>
+            <w:r>
+              <w:rPr>
+                <w:rFonts w:hint="default" w:ascii="Times New Roman Regular" w:hAnsi="Times New Roman Regular" w:eastAsia="Arial" w:cs="Times New Roman Regular"/>
+                <w:color w:val="auto"/>
+                <w:sz w:val="20"/>
+                <w:szCs w:val="20"/>
+              </w:rPr>
+              <w:t>457.101 ms</w:t>
+            </w:r>
+          </w:p>
+          <w:p>
+            <w:pPr>
+              <w:keepNext w:val="0"/>
+              <w:keepLines w:val="0"/>
+              <w:widowControl/>
+              <w:suppressLineNumbers w:val="0"/>
+              <w:jc w:val="left"/>
+              <w:rPr>
+                <w:rFonts w:hint="default" w:ascii="Times New Roman Regular" w:hAnsi="Times New Roman Regular" w:cs="Times New Roman Regular"/>
+                <w:sz w:val="20"/>
+                <w:szCs w:val="20"/>
+              </w:rPr>
+            </w:pPr>
+            <w:r>
+              <w:rPr>
+                <w:rFonts w:hint="default" w:ascii="Times New Roman Regular" w:hAnsi="Times New Roman Regular" w:cs="Times New Roman Regular"/>
+                <w:color w:val="auto"/>
+                <w:sz w:val="20"/>
+                <w:szCs w:val="20"/>
+                <w:lang w:val="en-US"/>
+              </w:rPr>
+              <w:t xml:space="preserve">- </w:t>
+            </w:r>
+            <w:r>
+              <w:rPr>
+                <w:rFonts w:hint="default" w:ascii="Times New Roman Regular" w:hAnsi="Times New Roman Regular" w:cs="Times New Roman Regular"/>
+                <w:b/>
+                <w:bCs/>
+                <w:color w:val="auto"/>
+                <w:sz w:val="20"/>
+                <w:szCs w:val="20"/>
+                <w:lang w:val="en-US"/>
+              </w:rPr>
+              <w:t xml:space="preserve">After: </w:t>
+            </w:r>
+            <w:r>
+              <w:rPr>
+                <w:rFonts w:hint="default" w:ascii="Times New Roman Regular" w:hAnsi="Times New Roman Regular" w:eastAsia="SimSun" w:cs="Times New Roman Regular"/>
+                <w:kern w:val="0"/>
+                <w:sz w:val="20"/>
+                <w:szCs w:val="20"/>
+                <w:lang w:val="en-US" w:eastAsia="zh-CN" w:bidi="ar"/>
+              </w:rPr>
+              <w:t>228.551 ms</w:t>
+            </w:r>
+          </w:p>
+          <w:p>
+            <w:pPr>
+              <w:rPr>
+                <w:rFonts w:hint="default" w:ascii="Times New Roman Regular" w:hAnsi="Times New Roman Regular" w:eastAsia="Arial" w:cs="Times New Roman Regular"/>
+                <w:color w:val="auto"/>
+                <w:sz w:val="20"/>
+                <w:szCs w:val="20"/>
+                <w:lang w:val="en-US"/>
+              </w:rPr>
+            </w:pPr>
           </w:p>
         </w:tc>
       </w:tr>
@@ -5136,8 +6570,7 @@
     <w:p>
       <w:pPr>
         <w:rPr>
-          <w:rFonts w:hint="default" w:ascii="Times New Roman Regular" w:hAnsi="Times New Roman Regular" w:cs="Times New Roman Regular"/>
-          <w:color w:val="auto"/>
+          <w:rFonts w:hint="default"/>
         </w:rPr>
       </w:pPr>
     </w:p>
@@ -5167,7 +6600,7 @@
                     </pic:cNvPicPr>
                   </pic:nvPicPr>
                   <pic:blipFill>
-                    <a:blip r:embed="rId22"/>
+                    <a:blip r:embed="rId23"/>
                     <a:stretch>
                       <a:fillRect/>
                     </a:stretch>
@@ -5759,7 +7192,7 @@
                     </pic:cNvPicPr>
                   </pic:nvPicPr>
                   <pic:blipFill>
-                    <a:blip r:embed="rId23"/>
+                    <a:blip r:embed="rId24"/>
                     <a:stretch>
                       <a:fillRect/>
                     </a:stretch>
@@ -6080,7 +7513,7 @@
                     </pic:cNvPicPr>
                   </pic:nvPicPr>
                   <pic:blipFill>
-                    <a:blip r:embed="rId24"/>
+                    <a:blip r:embed="rId25"/>
                     <a:stretch>
                       <a:fillRect/>
                     </a:stretch>
@@ -6131,7 +7564,7 @@
                     </pic:cNvPicPr>
                   </pic:nvPicPr>
                   <pic:blipFill>
-                    <a:blip r:embed="rId25"/>
+                    <a:blip r:embed="rId26"/>
                     <a:stretch>
                       <a:fillRect/>
                     </a:stretch>
@@ -6829,7 +8262,7 @@
                     </pic:cNvPicPr>
                   </pic:nvPicPr>
                   <pic:blipFill>
-                    <a:blip r:embed="rId26"/>
+                    <a:blip r:embed="rId27"/>
                     <a:stretch>
                       <a:fillRect/>
                     </a:stretch>
@@ -6874,7 +8307,7 @@
                     </pic:cNvPicPr>
                   </pic:nvPicPr>
                   <pic:blipFill>
-                    <a:blip r:embed="rId27"/>
+                    <a:blip r:embed="rId28"/>
                     <a:stretch>
                       <a:fillRect/>
                     </a:stretch>
@@ -6919,7 +8352,7 @@
                     </pic:cNvPicPr>
                   </pic:nvPicPr>
                   <pic:blipFill>
-                    <a:blip r:embed="rId28"/>
+                    <a:blip r:embed="rId29"/>
                     <a:stretch>
                       <a:fillRect/>
                     </a:stretch>
@@ -6969,7 +8402,7 @@
                     </pic:cNvPicPr>
                   </pic:nvPicPr>
                   <pic:blipFill>
-                    <a:blip r:embed="rId29"/>
+                    <a:blip r:embed="rId30"/>
                     <a:stretch>
                       <a:fillRect/>
                     </a:stretch>
@@ -7022,7 +8455,7 @@
                     </pic:cNvPicPr>
                   </pic:nvPicPr>
                   <pic:blipFill>
-                    <a:blip r:embed="rId30"/>
+                    <a:blip r:embed="rId31"/>
                     <a:stretch>
                       <a:fillRect/>
                     </a:stretch>
@@ -7067,7 +8500,7 @@
                     </pic:cNvPicPr>
                   </pic:nvPicPr>
                   <pic:blipFill>
-                    <a:blip r:embed="rId31"/>
+                    <a:blip r:embed="rId32"/>
                     <a:stretch>
                       <a:fillRect/>
                     </a:stretch>
@@ -7118,7 +8551,7 @@
                     </pic:cNvPicPr>
                   </pic:nvPicPr>
                   <pic:blipFill>
-                    <a:blip r:embed="rId32"/>
+                    <a:blip r:embed="rId33"/>
                     <a:stretch>
                       <a:fillRect/>
                     </a:stretch>
@@ -7707,8 +9140,6 @@
           <w:szCs w:val="22"/>
         </w:rPr>
       </w:pPr>
-      <w:bookmarkStart w:id="0" w:name="_GoBack"/>
-      <w:bookmarkEnd w:id="0"/>
     </w:p>
     <w:p>
       <w:pPr>

--- a/report/smart_energy_grid_report.docx
+++ b/report/smart_energy_grid_report.docx
@@ -251,6 +251,27 @@
         </w:rPr>
         <w:t>Shema Aimable</w:t>
       </w:r>
+      <w:r>
+        <w:rPr>
+          <w:rFonts w:hint="default" w:ascii="Times New Roman Regular" w:hAnsi="Times New Roman Regular" w:eastAsia="Arial" w:cs="Times New Roman Regular"/>
+          <w:color w:val="auto"/>
+          <w:sz w:val="24"/>
+          <w:szCs w:val="24"/>
+        </w:rPr>
+        <w:t xml:space="preserve"> — </w:t>
+      </w:r>
+      <w:r>
+        <w:rPr>
+          <w:rFonts w:hint="default" w:ascii="Times New Roman Regular" w:hAnsi="Times New Roman Regular" w:cs="Times New Roman Regular"/>
+          <w:color w:val="auto"/>
+          <w:sz w:val="24"/>
+          <w:szCs w:val="24"/>
+          <w:lang w:val="en-US"/>
+        </w:rPr>
+        <w:t>101503</w:t>
+      </w:r>
+      <w:bookmarkStart w:id="0" w:name="_GoBack"/>
+      <w:bookmarkEnd w:id="0"/>
     </w:p>
     <w:p>
       <w:pPr>
@@ -5987,8 +6008,6 @@
               </w:rPr>
               <w:t xml:space="preserve"> ms</w:t>
             </w:r>
-            <w:bookmarkStart w:id="0" w:name="_GoBack"/>
-            <w:bookmarkEnd w:id="0"/>
           </w:p>
           <w:p>
             <w:pPr>
